--- a/DS4200 Final Design Explanations.docx
+++ b/DS4200 Final Design Explanations.docx
@@ -159,7 +159,23 @@
           <w:b/>
           <w:bCs/>
         </w:rPr>
-        <w:t>Visualization 4: Rolling Beta In Comparison to SPY</w:t>
+        <w:t xml:space="preserve">Visualization 4: Rolling Beta </w:t>
+      </w:r>
+      <w:proofErr w:type="gramStart"/>
+      <w:r>
+        <w:rPr>
+          <w:b/>
+          <w:bCs/>
+        </w:rPr>
+        <w:t>In</w:t>
+      </w:r>
+      <w:proofErr w:type="gramEnd"/>
+      <w:r>
+        <w:rPr>
+          <w:b/>
+          <w:bCs/>
+        </w:rPr>
+        <w:t xml:space="preserve"> Comparison to SPY</w:t>
       </w:r>
     </w:p>
     <w:p>
@@ -255,22 +271,30 @@
         <w:t>:</w:t>
       </w:r>
       <w:r>
-        <w:t xml:space="preserve"> adding dropdown menus for our second visualization, labeling macroeconomic events in visualization five, adding a description for what beta is in visualization four.</w:t>
-      </w:r>
-    </w:p>
-    <w:p>
-      <w:r>
-        <w:rPr>
-          <w:b/>
-          <w:bCs/>
-        </w:rPr>
-        <w:t xml:space="preserve">Changes we did not make: </w:t>
-      </w:r>
-      <w:r>
-        <w:t xml:space="preserve">we did not change the color of the website because we feel like the dark blue isn’t bad, and we didn’t make any color changes because stocks are traditionally colored in green and red to show gain vs loss so keeping traditional to that was key to our candlestick and heatmap. </w:t>
-      </w:r>
-    </w:p>
-    <w:p/>
+        <w:t xml:space="preserve"> </w:t>
+      </w:r>
+      <w:r>
+        <w:t>A</w:t>
+      </w:r>
+      <w:r>
+        <w:t>dding dropdown menus for our second visualization, labeling macroeconomic events in visualization five, adding a description for what beta is in visualization four.</w:t>
+      </w:r>
+    </w:p>
+    <w:p>
+      <w:r>
+        <w:rPr>
+          <w:b/>
+          <w:bCs/>
+        </w:rPr>
+        <w:t>Changes we did not make</w:t>
+      </w:r>
+      <w:r>
+        <w:t xml:space="preserve">: </w:t>
+      </w:r>
+      <w:r>
+        <w:t>We didn’t end up changing the color scheme of the website. We got some feedback that the dark background could make text harder to read, but since we’re using white text on a dark navy background, the contrast is still strong. We also wanted to keep the colors consistent with what people are used to in finance, especially with green and red representing gains and losses for visuals like the candlestick chart and heatmap.</w:t>
+      </w:r>
+    </w:p>
     <w:sectPr>
       <w:pgSz w:w="12240" w:h="15840"/>
       <w:pgMar w:top="1440" w:right="1440" w:bottom="1440" w:left="1440" w:header="720" w:footer="720" w:gutter="0"/>
